--- a/templates/bbnt-do-template-bi.docx
+++ b/templates/bbnt-do-template-bi.docx
@@ -2509,9 +2509,8 @@
         <w:tblLook w:val="04A0" w:firstRow="1" w:lastRow="0" w:firstColumn="1" w:lastColumn="0" w:noHBand="0" w:noVBand="1"/>
       </w:tblPr>
       <w:tblGrid>
-        <w:gridCol w:w="2977"/>
-        <w:gridCol w:w="2835"/>
-        <w:gridCol w:w="3871"/>
+        <w:gridCol w:w="4841"/>
+        <w:gridCol w:w="4842"/>
       </w:tblGrid>
       <w:tr>
         <w:trPr>
@@ -2519,7 +2518,7 @@
         </w:trPr>
         <w:tc>
           <w:tcPr>
-            <w:tcW w:w="2977" w:type="dxa"/>
+            <w:tcW w:w="4841" w:type="dxa"/>
           </w:tcPr>
           <w:p>
             <w:pPr>
@@ -2537,25 +2536,7 @@
         </w:tc>
         <w:tc>
           <w:tcPr>
-            <w:tcW w:w="2835" w:type="dxa"/>
-          </w:tcPr>
-          <w:p>
-            <w:pPr>
-              <w:tabs>
-                <w:tab w:val="left" w:pos="993"/>
-              </w:tabs>
-              <w:spacing w:before="120" w:after="60" w:line="276" w:lineRule="auto"/>
-              <w:rPr>
-                <w:rFonts w:ascii="Times New Roman" w:hAnsi="Times New Roman" w:cs="Times New Roman"/>
-                <w:sz w:val="28"/>
-                <w:szCs w:val="28"/>
-              </w:rPr>
-            </w:pPr>
-          </w:p>
-        </w:tc>
-        <w:tc>
-          <w:tcPr>
-            <w:tcW w:w="3871" w:type="dxa"/>
+            <w:tcW w:w="4842" w:type="dxa"/>
           </w:tcPr>
           <w:p>
             <w:pPr>
@@ -2578,7 +2559,7 @@
         </w:trPr>
         <w:tc>
           <w:tcPr>
-            <w:tcW w:w="2977" w:type="dxa"/>
+            <w:tcW w:w="4841" w:type="dxa"/>
           </w:tcPr>
           <w:p>
             <w:pPr>
@@ -2599,13 +2580,13 @@
                 <w:sz w:val="28"/>
                 <w:szCs w:val="28"/>
               </w:rPr>
-              <w:t>Hình 1: Trước châm bi</w:t>
-            </w:r>
-          </w:p>
-        </w:tc>
-        <w:tc>
-          <w:tcPr>
-            <w:tcW w:w="2835" w:type="dxa"/>
+              <w:t xml:space="preserve">Hình 1: Hình ảnh DCS MILL OVERVIEW TRƯỚC khi bổ sung bi</w:t>
+            </w:r>
+          </w:p>
+        </w:tc>
+        <w:tc>
+          <w:tcPr>
+            <w:tcW w:w="4842" w:type="dxa"/>
           </w:tcPr>
           <w:p>
             <w:pPr>
@@ -2626,34 +2607,7 @@
                 <w:sz w:val="28"/>
                 <w:szCs w:val="28"/>
               </w:rPr>
-              <w:t>Hình 2: Sau châm bi</w:t>
-            </w:r>
-          </w:p>
-        </w:tc>
-        <w:tc>
-          <w:tcPr>
-            <w:tcW w:w="3871" w:type="dxa"/>
-          </w:tcPr>
-          <w:p>
-            <w:pPr>
-              <w:tabs>
-                <w:tab w:val="left" w:pos="993"/>
-              </w:tabs>
-              <w:spacing w:before="120" w:after="60" w:line="276" w:lineRule="auto"/>
-              <w:jc w:val="center"/>
-              <w:rPr>
-                <w:rFonts w:ascii="Times New Roman" w:hAnsi="Times New Roman" w:cs="Times New Roman"/>
-                <w:sz w:val="28"/>
-                <w:szCs w:val="28"/>
-              </w:rPr>
-            </w:pPr>
-            <w:r>
-              <w:rPr>
-                <w:rFonts w:ascii="Times New Roman" w:hAnsi="Times New Roman" w:cs="Times New Roman"/>
-                <w:sz w:val="28"/>
-                <w:szCs w:val="28"/>
-              </w:rPr>
-              <w:t>Hình 3: Thống số vật tư, thiết bị</w:t>
+              <w:t xml:space="preserve">Hình 2: Hình ảnh DCS MILL OVERVIEW SAU khi bổ sung bi</w:t>
             </w:r>
           </w:p>
         </w:tc>

--- a/templates/bbnt-do-template-bi.docx
+++ b/templates/bbnt-do-template-bi.docx
@@ -370,15 +370,33 @@
           <w:sz w:val="28"/>
           <w:szCs w:val="28"/>
         </w:rPr>
-        <w:t>{{pctNumber}}</w:t>
-      </w:r>
-      <w:r>
-        <w:rPr>
-          <w:rFonts w:ascii="Times New Roman" w:hAnsi="Times New Roman" w:cs="Times New Roman"/>
-          <w:sz w:val="28"/>
-          <w:szCs w:val="28"/>
-        </w:rPr>
-        <w:t>{{pctContent}}</w:t>
+        <w:t>{{pctNumber</w:t>
+      </w:r>
+      <w:proofErr w:type="gramStart"/>
+      <w:r>
+        <w:rPr>
+          <w:rFonts w:ascii="Times New Roman" w:hAnsi="Times New Roman" w:cs="Times New Roman"/>
+          <w:sz w:val="28"/>
+          <w:szCs w:val="28"/>
+        </w:rPr>
+        <w:t>}}</w:t>
+      </w:r>
+      <w:r>
+        <w:rPr>
+          <w:rFonts w:ascii="Times New Roman" w:hAnsi="Times New Roman" w:cs="Times New Roman"/>
+          <w:sz w:val="28"/>
+          <w:szCs w:val="28"/>
+        </w:rPr>
+        <w:t>{</w:t>
+      </w:r>
+      <w:proofErr w:type="gramEnd"/>
+      <w:r>
+        <w:rPr>
+          <w:rFonts w:ascii="Times New Roman" w:hAnsi="Times New Roman" w:cs="Times New Roman"/>
+          <w:sz w:val="28"/>
+          <w:szCs w:val="28"/>
+        </w:rPr>
+        <w:t>{pctContent}}</w:t>
       </w:r>
     </w:p>
     <w:p>
@@ -441,6 +459,7 @@
         </w:rPr>
         <w:t xml:space="preserve">Đại diện phòng Kỹ thuật và </w:t>
       </w:r>
+      <w:proofErr w:type="gramStart"/>
       <w:r>
         <w:rPr>
           <w:rFonts w:ascii="Times New Roman" w:hAnsi="Times New Roman" w:cs="Times New Roman"/>
@@ -459,7 +478,18 @@
           <w:sz w:val="28"/>
           <w:szCs w:val="28"/>
         </w:rPr>
-        <w:t>n toàn</w:t>
+        <w:t>n</w:t>
+      </w:r>
+      <w:proofErr w:type="gramEnd"/>
+      <w:r>
+        <w:rPr>
+          <w:rFonts w:ascii="Times New Roman" w:hAnsi="Times New Roman" w:cs="Times New Roman"/>
+          <w:b/>
+          <w:iCs/>
+          <w:sz w:val="28"/>
+          <w:szCs w:val="28"/>
+        </w:rPr>
+        <w:t xml:space="preserve"> toàn</w:t>
       </w:r>
     </w:p>
     <w:p>
@@ -1132,8 +1162,18 @@
           <w:sz w:val="28"/>
           <w:szCs w:val="28"/>
         </w:rPr>
-        <w:t>ố: …..</w:t>
-      </w:r>
+        <w:t xml:space="preserve">ố: </w:t>
+      </w:r>
+      <w:proofErr w:type="gramStart"/>
+      <w:r>
+        <w:rPr>
+          <w:rFonts w:ascii="Times New Roman" w:hAnsi="Times New Roman" w:cs="Times New Roman"/>
+          <w:sz w:val="28"/>
+          <w:szCs w:val="28"/>
+        </w:rPr>
+        <w:t>…..</w:t>
+      </w:r>
+      <w:proofErr w:type="gramEnd"/>
       <w:r>
         <w:rPr>
           <w:rFonts w:ascii="Times New Roman" w:hAnsi="Times New Roman" w:cs="Times New Roman"/>
@@ -1172,7 +1212,25 @@
           <w:sz w:val="28"/>
           <w:szCs w:val="28"/>
         </w:rPr>
-        <w:t xml:space="preserve"> của Phòng Kỹ thuật và An toàn về việc …</w:t>
+        <w:t xml:space="preserve"> của Phòng Kỹ thuật và </w:t>
+      </w:r>
+      <w:proofErr w:type="gramStart"/>
+      <w:r>
+        <w:rPr>
+          <w:rFonts w:ascii="Times New Roman" w:hAnsi="Times New Roman" w:cs="Times New Roman"/>
+          <w:sz w:val="28"/>
+          <w:szCs w:val="28"/>
+        </w:rPr>
+        <w:t>An</w:t>
+      </w:r>
+      <w:proofErr w:type="gramEnd"/>
+      <w:r>
+        <w:rPr>
+          <w:rFonts w:ascii="Times New Roman" w:hAnsi="Times New Roman" w:cs="Times New Roman"/>
+          <w:sz w:val="28"/>
+          <w:szCs w:val="28"/>
+        </w:rPr>
+        <w:t xml:space="preserve"> toàn về việc …</w:t>
       </w:r>
       <w:r>
         <w:rPr>
@@ -2580,7 +2638,23 @@
                 <w:sz w:val="28"/>
                 <w:szCs w:val="28"/>
               </w:rPr>
-              <w:t xml:space="preserve">Hình 1: Hình ảnh DCS MILL OVERVIEW TRƯỚC khi bổ sung bi</w:t>
+              <w:t xml:space="preserve">Hình 1: Hình ảnh DCS MILL OVERVIEW </w:t>
+            </w:r>
+            <w:r>
+              <w:rPr>
+                <w:rFonts w:ascii="Times New Roman" w:hAnsi="Times New Roman" w:cs="Times New Roman"/>
+                <w:sz w:val="28"/>
+                <w:szCs w:val="28"/>
+              </w:rPr>
+              <w:t>trước</w:t>
+            </w:r>
+            <w:r>
+              <w:rPr>
+                <w:rFonts w:ascii="Times New Roman" w:hAnsi="Times New Roman" w:cs="Times New Roman"/>
+                <w:sz w:val="28"/>
+                <w:szCs w:val="28"/>
+              </w:rPr>
+              <w:t xml:space="preserve"> khi bổ sung bi</w:t>
             </w:r>
           </w:p>
         </w:tc>
@@ -2607,7 +2681,23 @@
                 <w:sz w:val="28"/>
                 <w:szCs w:val="28"/>
               </w:rPr>
-              <w:t xml:space="preserve">Hình 2: Hình ảnh DCS MILL OVERVIEW SAU khi bổ sung bi</w:t>
+              <w:t xml:space="preserve">Hình 2: Hình ảnh DCS MILL OVERVIEW </w:t>
+            </w:r>
+            <w:r>
+              <w:rPr>
+                <w:rFonts w:ascii="Times New Roman" w:hAnsi="Times New Roman" w:cs="Times New Roman"/>
+                <w:sz w:val="28"/>
+                <w:szCs w:val="28"/>
+              </w:rPr>
+              <w:t>sau</w:t>
+            </w:r>
+            <w:r>
+              <w:rPr>
+                <w:rFonts w:ascii="Times New Roman" w:hAnsi="Times New Roman" w:cs="Times New Roman"/>
+                <w:sz w:val="28"/>
+                <w:szCs w:val="28"/>
+              </w:rPr>
+              <w:t xml:space="preserve"> khi bổ sung bi</w:t>
             </w:r>
           </w:p>
         </w:tc>
@@ -4345,7 +4435,25 @@
                 <w:sz w:val="22"/>
                 <w:szCs w:val="22"/>
               </w:rPr>
-              <w:t>{{#items}}{{stt}}</w:t>
+              <w:t>{{#items</w:t>
+            </w:r>
+            <w:proofErr w:type="gramStart"/>
+            <w:r>
+              <w:rPr>
+                <w:rFonts w:ascii="Times New Roman" w:hAnsi="Times New Roman" w:cs="Times New Roman"/>
+                <w:sz w:val="22"/>
+                <w:szCs w:val="22"/>
+              </w:rPr>
+              <w:t>}}{</w:t>
+            </w:r>
+            <w:proofErr w:type="gramEnd"/>
+            <w:r>
+              <w:rPr>
+                <w:rFonts w:ascii="Times New Roman" w:hAnsi="Times New Roman" w:cs="Times New Roman"/>
+                <w:sz w:val="22"/>
+                <w:szCs w:val="22"/>
+              </w:rPr>
+              <w:t>{stt}}</w:t>
             </w:r>
           </w:p>
         </w:tc>
